--- a/testakten/sanierungsgewinn-starug-plan-windenergie-pellbach-2026/05_sanierungsertragsberechnung_22mio_plus_des.docx
+++ b/testakten/sanierungsgewinn-starug-plan-windenergie-pellbach-2026/05_sanierungsertragsberechnung_22mio_plus_des.docx
@@ -5,10 +5,13 @@
     <w:p>
       <w:pPr>
         <w:pStyle w:val="Heading1"/>
+        <w:spacing w:after="160" w:line="259" w:lineRule="auto"/>
       </w:pPr>
       <w:r>
         <w:rPr>
           <w:rFonts w:ascii="Times New Roman" w:hAnsi="Times New Roman"/>
+          <w:b/>
+          <w:sz w:val="28"/>
         </w:rPr>
         <w:t>05 Sanierungsertragsberechnung — 22 Mio EUR Forderungsverzicht + DES-Anteil</w:t>
       </w:r>
@@ -16,49 +19,77 @@
     <w:p>
       <w:pPr>
         <w:pStyle w:val="Heading2"/>
+        <w:spacing w:before="120" w:after="60" w:line="259" w:lineRule="auto"/>
       </w:pPr>
       <w:r>
         <w:rPr>
           <w:rFonts w:ascii="Times New Roman" w:hAnsi="Times New Roman"/>
+          <w:b/>
+          <w:sz w:val="22"/>
         </w:rPr>
         <w:t>I. Zweck</w:t>
       </w:r>
     </w:p>
     <w:p>
       <w:pPr>
+        <w:spacing w:before="120" w:after="60" w:line="259" w:lineRule="auto"/>
         <w:jc w:val="left"/>
       </w:pPr>
       <w:r>
+        <w:rPr>
+          <w:rFonts w:ascii="Times New Roman" w:hAnsi="Times New Roman"/>
+          <w:b/>
+          <w:sz w:val="22"/>
+        </w:rPr>
         <w:t>Diese Berechnung dient als Beleg für:</w:t>
       </w:r>
     </w:p>
     <w:p>
       <w:pPr>
         <w:pStyle w:val="ListBullet"/>
+        <w:spacing w:before="120" w:after="60" w:line="259" w:lineRule="auto"/>
       </w:pPr>
       <w:r>
+        <w:rPr>
+          <w:rFonts w:ascii="Times New Roman" w:hAnsi="Times New Roman"/>
+          <w:b/>
+          <w:sz w:val="22"/>
+        </w:rPr>
         <w:t>den Antrag nach § 3a Abs. 4 EStG (Aktenstück 08),</w:t>
       </w:r>
     </w:p>
     <w:p>
       <w:pPr>
         <w:pStyle w:val="ListBullet"/>
+        <w:spacing w:before="120" w:after="60" w:line="259" w:lineRule="auto"/>
       </w:pPr>
       <w:r>
+        <w:rPr>
+          <w:rFonts w:ascii="Times New Roman" w:hAnsi="Times New Roman"/>
+          <w:b/>
+          <w:sz w:val="22"/>
+        </w:rPr>
         <w:t>den Parallelantrag nach § 7b GewStG (Aktenstück 09),</w:t>
       </w:r>
     </w:p>
     <w:p>
       <w:pPr>
         <w:pStyle w:val="ListBullet"/>
+        <w:spacing w:before="120" w:after="60" w:line="259" w:lineRule="auto"/>
       </w:pPr>
       <w:r>
+        <w:rPr>
+          <w:rFonts w:ascii="Times New Roman" w:hAnsi="Times New Roman"/>
+          <w:b/>
+          <w:sz w:val="22"/>
+        </w:rPr>
         <w:t>den Antrag auf verbindliche Auskunft nach § 89 AO (Aktenstück 10),</w:t>
       </w:r>
     </w:p>
     <w:p>
       <w:pPr>
         <w:pStyle w:val="ListBullet"/>
+        <w:spacing w:line="259" w:lineRule="auto" w:after="60"/>
       </w:pPr>
       <w:r>
         <w:t>den Antrag § 8d KStG (fortfuehrungsgebundener Verlustvortrag) (Aktenstück 06).</w:t>
@@ -66,6 +97,7 @@
     </w:p>
     <w:p>
       <w:pPr>
+        <w:spacing w:line="259" w:lineRule="auto" w:after="60"/>
         <w:jc w:val="left"/>
       </w:pPr>
       <w:r>
@@ -75,6 +107,7 @@
     <w:p>
       <w:pPr>
         <w:pStyle w:val="Heading2"/>
+        <w:spacing w:line="259" w:lineRule="auto" w:after="60"/>
       </w:pPr>
       <w:r>
         <w:rPr>
@@ -86,6 +119,7 @@
     <w:p>
       <w:pPr>
         <w:pStyle w:val="Heading3"/>
+        <w:spacing w:line="259" w:lineRule="auto" w:after="60"/>
       </w:pPr>
       <w:r>
         <w:rPr>
@@ -96,6 +130,7 @@
     </w:p>
     <w:p>
       <w:pPr>
+        <w:spacing w:line="259" w:lineRule="auto" w:after="60"/>
         <w:jc w:val="left"/>
       </w:pPr>
       <w:r>
@@ -279,6 +314,7 @@
     <w:p>
       <w:pPr>
         <w:pStyle w:val="Heading3"/>
+        <w:spacing w:line="259" w:lineRule="auto" w:after="60"/>
       </w:pPr>
       <w:r>
         <w:rPr>
@@ -289,6 +325,7 @@
     </w:p>
     <w:p>
       <w:pPr>
+        <w:spacing w:line="259" w:lineRule="auto" w:after="60"/>
         <w:jc w:val="left"/>
       </w:pPr>
       <w:r>
@@ -306,6 +343,7 @@
     </w:p>
     <w:p>
       <w:pPr>
+        <w:spacing w:line="259" w:lineRule="auto" w:after="60"/>
         <w:jc w:val="left"/>
       </w:pPr>
       <w:r>
@@ -314,6 +352,7 @@
     </w:p>
     <w:p>
       <w:pPr>
+        <w:spacing w:line="259" w:lineRule="auto" w:after="60"/>
         <w:jc w:val="left"/>
       </w:pPr>
       <w:r>
@@ -325,6 +364,7 @@
     </w:p>
     <w:p>
       <w:pPr>
+        <w:spacing w:line="259" w:lineRule="auto" w:after="60"/>
         <w:jc w:val="left"/>
       </w:pPr>
       <w:r>
@@ -518,6 +558,7 @@
     </w:tbl>
     <w:p>
       <w:pPr>
+        <w:spacing w:line="259" w:lineRule="auto" w:after="60"/>
         <w:jc w:val="left"/>
       </w:pPr>
       <w:r>
@@ -911,6 +952,7 @@
     <w:p>
       <w:pPr>
         <w:pStyle w:val="Heading3"/>
+        <w:spacing w:line="259" w:lineRule="auto" w:after="60"/>
       </w:pPr>
       <w:r>
         <w:rPr>
@@ -921,6 +963,7 @@
     </w:p>
     <w:p>
       <w:pPr>
+        <w:spacing w:line="259" w:lineRule="auto" w:after="60"/>
         <w:jc w:val="left"/>
       </w:pPr>
       <w:r>
@@ -939,6 +982,7 @@
     <w:p>
       <w:pPr>
         <w:pStyle w:val="ListBullet"/>
+        <w:spacing w:line="259" w:lineRule="auto" w:after="60"/>
       </w:pPr>
       <w:r>
         <w:t>Forderungsverzichtswirkung fehlt; Forderung bleibt voll bestehen.</w:t>
@@ -947,6 +991,7 @@
     <w:p>
       <w:pPr>
         <w:pStyle w:val="ListBullet"/>
+        <w:spacing w:line="259" w:lineRule="auto" w:after="60"/>
       </w:pPr>
       <w:r>
         <w:t>Keine wesentliche Änderung der Vertragsbedingungen (Äquivalenzprüfung): Zinssatz 2,5 % entspricht Marktniveau.</w:t>
@@ -954,6 +999,7 @@
     </w:p>
     <w:p>
       <w:pPr>
+        <w:spacing w:line="259" w:lineRule="auto" w:after="60"/>
         <w:jc w:val="left"/>
       </w:pPr>
       <w:r>
@@ -963,6 +1009,7 @@
     <w:p>
       <w:pPr>
         <w:pStyle w:val="Heading2"/>
+        <w:spacing w:line="259" w:lineRule="auto" w:after="60"/>
       </w:pPr>
       <w:r>
         <w:rPr>
@@ -1139,6 +1186,7 @@
     <w:p>
       <w:pPr>
         <w:pStyle w:val="Heading2"/>
+        <w:spacing w:line="259" w:lineRule="auto" w:after="60"/>
       </w:pPr>
       <w:r>
         <w:rPr>
@@ -1149,6 +1197,7 @@
     </w:p>
     <w:p>
       <w:pPr>
+        <w:spacing w:line="259" w:lineRule="auto" w:after="60"/>
         <w:jc w:val="left"/>
       </w:pPr>
       <w:r>
@@ -1608,6 +1657,7 @@
     </w:tbl>
     <w:p>
       <w:pPr>
+        <w:spacing w:line="259" w:lineRule="auto" w:after="60"/>
         <w:jc w:val="left"/>
       </w:pPr>
       <w:r>
@@ -1995,6 +2045,7 @@
     </w:tbl>
     <w:p>
       <w:pPr>
+        <w:spacing w:line="259" w:lineRule="auto" w:after="60"/>
         <w:jc w:val="left"/>
       </w:pPr>
       <w:r>
@@ -2004,6 +2055,7 @@
     <w:p>
       <w:pPr>
         <w:pStyle w:val="Heading2"/>
+        <w:spacing w:line="259" w:lineRule="auto" w:after="60"/>
       </w:pPr>
       <w:r>
         <w:rPr>
@@ -2015,6 +2067,7 @@
     <w:p>
       <w:pPr>
         <w:pStyle w:val="Heading3"/>
+        <w:spacing w:line="259" w:lineRule="auto" w:after="60"/>
       </w:pPr>
       <w:r>
         <w:rPr>
@@ -2025,6 +2078,7 @@
     </w:p>
     <w:p>
       <w:pPr>
+        <w:spacing w:line="259" w:lineRule="auto" w:after="60"/>
         <w:jc w:val="left"/>
       </w:pPr>
       <w:r>
@@ -2033,6 +2087,7 @@
     </w:p>
     <w:p>
       <w:pPr>
+        <w:spacing w:line="259" w:lineRule="auto" w:after="60"/>
         <w:jc w:val="left"/>
       </w:pPr>
       <w:r>
@@ -2041,6 +2096,7 @@
     </w:p>
     <w:p>
       <w:pPr>
+        <w:spacing w:line="259" w:lineRule="auto" w:after="60"/>
         <w:jc w:val="left"/>
       </w:pPr>
       <w:r>
@@ -2049,6 +2105,7 @@
     </w:p>
     <w:p>
       <w:pPr>
+        <w:spacing w:line="259" w:lineRule="auto" w:after="60"/>
         <w:jc w:val="left"/>
       </w:pPr>
       <w:r>
@@ -2058,6 +2115,7 @@
     <w:p>
       <w:pPr>
         <w:pStyle w:val="Heading3"/>
+        <w:spacing w:line="259" w:lineRule="auto" w:after="60"/>
       </w:pPr>
       <w:r>
         <w:rPr>
@@ -2068,6 +2126,7 @@
     </w:p>
     <w:p>
       <w:pPr>
+        <w:spacing w:line="259" w:lineRule="auto" w:after="60"/>
         <w:jc w:val="left"/>
       </w:pPr>
       <w:r>
@@ -2076,6 +2135,7 @@
     </w:p>
     <w:p>
       <w:pPr>
+        <w:spacing w:line="259" w:lineRule="auto" w:after="60"/>
         <w:jc w:val="left"/>
       </w:pPr>
       <w:r>
@@ -2084,6 +2144,7 @@
     </w:p>
     <w:p>
       <w:pPr>
+        <w:spacing w:line="259" w:lineRule="auto" w:after="60"/>
         <w:jc w:val="left"/>
       </w:pPr>
       <w:r>
@@ -2092,6 +2153,7 @@
     </w:p>
     <w:p>
       <w:pPr>
+        <w:spacing w:line="259" w:lineRule="auto" w:after="60"/>
         <w:jc w:val="left"/>
       </w:pPr>
       <w:r>
@@ -2100,6 +2162,7 @@
     </w:p>
     <w:p>
       <w:pPr>
+        <w:spacing w:line="259" w:lineRule="auto" w:after="60"/>
         <w:jc w:val="left"/>
       </w:pPr>
       <w:r>
@@ -2108,6 +2171,7 @@
     </w:p>
     <w:p>
       <w:pPr>
+        <w:spacing w:line="259" w:lineRule="auto" w:after="60"/>
         <w:jc w:val="left"/>
       </w:pPr>
       <w:r>
@@ -2116,6 +2180,7 @@
     </w:p>
     <w:p>
       <w:pPr>
+        <w:spacing w:line="259" w:lineRule="auto" w:after="60"/>
         <w:jc w:val="left"/>
       </w:pPr>
       <w:r>
@@ -2125,6 +2190,7 @@
     <w:p>
       <w:pPr>
         <w:pStyle w:val="Heading3"/>
+        <w:spacing w:line="259" w:lineRule="auto" w:after="60"/>
       </w:pPr>
       <w:r>
         <w:rPr>
@@ -2136,6 +2202,7 @@
     <w:p>
       <w:pPr>
         <w:pStyle w:val="Heading2"/>
+        <w:spacing w:line="259" w:lineRule="auto" w:after="60"/>
       </w:pPr>
       <w:r>
         <w:rPr>
@@ -2340,6 +2407,7 @@
     </w:tbl>
     <w:p>
       <w:pPr>
+        <w:spacing w:line="259" w:lineRule="auto" w:after="60"/>
         <w:jc w:val="left"/>
       </w:pPr>
       <w:r>
@@ -2349,6 +2417,7 @@
     <w:p>
       <w:pPr>
         <w:pStyle w:val="Heading2"/>
+        <w:spacing w:line="259" w:lineRule="auto" w:after="60"/>
       </w:pPr>
       <w:r>
         <w:rPr>
@@ -2359,6 +2428,7 @@
     </w:p>
     <w:p>
       <w:pPr>
+        <w:spacing w:line="259" w:lineRule="auto" w:after="60"/>
         <w:jc w:val="left"/>
       </w:pPr>
       <w:r>
@@ -2377,6 +2447,7 @@
     <w:p>
       <w:pPr>
         <w:pStyle w:val="ListBullet"/>
+        <w:spacing w:line="259" w:lineRule="auto" w:after="60"/>
       </w:pPr>
       <w:r>
         <w:t>der DES-Anteil von 2,8 Mio EUR streitig bewertet ist;</w:t>
@@ -2385,6 +2456,7 @@
     <w:p>
       <w:pPr>
         <w:pStyle w:val="ListBullet"/>
+        <w:spacing w:line="259" w:lineRule="auto" w:after="60"/>
       </w:pPr>
       <w:r>
         <w:t>die Banken-Vereinbarung den Verzicht und den DES als separate Positionen ausweist;</w:t>
@@ -2393,6 +2465,7 @@
     <w:p>
       <w:pPr>
         <w:pStyle w:val="ListBullet"/>
+        <w:spacing w:line="259" w:lineRule="auto" w:after="60"/>
       </w:pPr>
       <w:r>
         <w:t>die Mandat-Vorgabe den Forderungsverzicht mit 22 Mio EUR und den DES mit 8 Mio EUR getrennt führt.</w:t>
@@ -2400,6 +2473,7 @@
     </w:p>
     <w:p>
       <w:pPr>
+        <w:spacing w:line="259" w:lineRule="auto" w:after="60"/>
         <w:jc w:val="left"/>
       </w:pPr>
       <w:r>
@@ -2601,6 +2675,7 @@
     </w:tbl>
     <w:p>
       <w:pPr>
+        <w:spacing w:line="259" w:lineRule="auto" w:after="60"/>
         <w:jc w:val="left"/>
       </w:pPr>
       <w:r>
@@ -2619,6 +2694,7 @@
     <w:p>
       <w:pPr>
         <w:pStyle w:val="Heading2"/>
+        <w:spacing w:line="259" w:lineRule="auto" w:after="60"/>
       </w:pPr>
       <w:r>
         <w:rPr>
@@ -2629,6 +2705,7 @@
     </w:p>
     <w:p>
       <w:pPr>
+        <w:spacing w:line="259" w:lineRule="auto" w:after="60"/>
         <w:jc w:val="left"/>
       </w:pPr>
       <w:r>
@@ -2637,6 +2714,7 @@
     </w:p>
     <w:p>
       <w:pPr>
+        <w:spacing w:line="259" w:lineRule="auto" w:after="60"/>
         <w:jc w:val="left"/>
       </w:pPr>
       <w:r>
@@ -2644,13 +2722,58 @@
       </w:r>
     </w:p>
     <w:sectPr>
+      <w:headerReference w:type="default" r:id="rId9"/>
+      <w:footerReference w:type="default" r:id="rId10"/>
       <w:pgSz w:w="11906" w:h="16838"/>
-      <w:pgMar w:top="1417" w:right="1417" w:bottom="1417" w:left="1417" w:header="720" w:footer="720" w:gutter="0"/>
+      <w:pgMar w:top="1191" w:right="1247" w:bottom="1134" w:left="1361" w:header="720" w:footer="720" w:gutter="0"/>
       <w:cols w:space="720"/>
       <w:docGrid w:linePitch="360"/>
     </w:sectPr>
   </w:body>
 </w:document>
+</file>
+
+<file path=word/footer1.xml><?xml version="1.0" encoding="utf-8"?>
+<w:ftr xmlns:m="http://schemas.openxmlformats.org/officeDocument/2006/math" xmlns:mc="http://schemas.openxmlformats.org/markup-compatibility/2006" xmlns:mo="http://schemas.microsoft.com/office/mac/office/2008/main" xmlns:mv="urn:schemas-microsoft-com:mac:vml" xmlns:o="urn:schemas-microsoft-com:office:office" xmlns:r="http://schemas.openxmlformats.org/officeDocument/2006/relationships" xmlns:v="urn:schemas-microsoft-com:vml" xmlns:w10="urn:schemas-microsoft-com:office:word" xmlns:w14="http://schemas.microsoft.com/office/word/2010/wordml" xmlns:w="http://schemas.openxmlformats.org/wordprocessingml/2006/main" xmlns:wne="http://schemas.microsoft.com/office/word/2006/wordml" xmlns:wp14="http://schemas.microsoft.com/office/word/2010/wordprocessingDrawing" xmlns:wp="http://schemas.openxmlformats.org/drawingml/2006/wordprocessingDrawing" xmlns:wpc="http://schemas.microsoft.com/office/word/2010/wordprocessingCanvas" xmlns:wpg="http://schemas.microsoft.com/office/word/2010/wordprocessingGroup" xmlns:wpi="http://schemas.microsoft.com/office/word/2010/wordprocessingInk" xmlns:wps="http://schemas.microsoft.com/office/word/2010/wordprocessingShape" mc:Ignorable="w14 wp14">
+  <w:p>
+    <w:pPr>
+      <w:pStyle w:val="Footer"/>
+      <w:jc w:val="left"/>
+    </w:pPr>
+    <w:r/>
+    <w:r>
+      <w:rPr>
+        <w:rFonts w:ascii="Times New Roman" w:hAnsi="Times New Roman"/>
+        <w:b w:val="0"/>
+        <w:color w:val="777777"/>
+        <w:sz w:val="17"/>
+      </w:rPr>
+      <w:t>Vertraulich | Bearbeitungsstand Juli 2026 | nur zur Aktenbearbeitung</w:t>
+    </w:r>
+  </w:p>
+</w:ftr>
+</file>
+
+<file path=word/header1.xml><?xml version="1.0" encoding="utf-8"?>
+<w:hdr xmlns:m="http://schemas.openxmlformats.org/officeDocument/2006/math" xmlns:mc="http://schemas.openxmlformats.org/markup-compatibility/2006" xmlns:mo="http://schemas.microsoft.com/office/mac/office/2008/main" xmlns:mv="urn:schemas-microsoft-com:mac:vml" xmlns:o="urn:schemas-microsoft-com:office:office" xmlns:r="http://schemas.openxmlformats.org/officeDocument/2006/relationships" xmlns:v="urn:schemas-microsoft-com:vml" xmlns:w10="urn:schemas-microsoft-com:office:word" xmlns:w14="http://schemas.microsoft.com/office/word/2010/wordml" xmlns:w="http://schemas.openxmlformats.org/wordprocessingml/2006/main" xmlns:wne="http://schemas.microsoft.com/office/word/2006/wordml" xmlns:wp14="http://schemas.microsoft.com/office/word/2010/wordprocessingDrawing" xmlns:wp="http://schemas.openxmlformats.org/drawingml/2006/wordprocessingDrawing" xmlns:wpc="http://schemas.microsoft.com/office/word/2010/wordprocessingCanvas" xmlns:wpg="http://schemas.microsoft.com/office/word/2010/wordprocessingGroup" xmlns:wpi="http://schemas.microsoft.com/office/word/2010/wordprocessingInk" xmlns:wps="http://schemas.microsoft.com/office/word/2010/wordprocessingShape" mc:Ignorable="w14 wp14">
+  <w:p>
+    <w:pPr>
+      <w:pStyle w:val="Header"/>
+      <w:jc w:val="left"/>
+    </w:pPr>
+    <w:r/>
+    <w:r>
+      <w:rPr>
+        <w:rFonts w:ascii="Times New Roman" w:hAnsi="Times New Roman"/>
+        <w:b w:val="0"/>
+        <w:i w:val="0"/>
+        <w:color w:val="666666"/>
+        <w:sz w:val="17"/>
+      </w:rPr>
+      <w:t>Lindenhof und Partner mbB | Insolvenz- und Restrukturierungsakte | Bearbeitungsstand Juli 2026</w:t>
+    </w:r>
+  </w:p>
+</w:hdr>
 </file>
 
 <file path=word/numbering.xml><?xml version="1.0" encoding="utf-8"?>
@@ -3367,11 +3490,12 @@
       <w:contextualSpacing/>
     </w:pPr>
     <w:rPr>
-      <w:rFonts w:asciiTheme="majorHAnsi" w:eastAsiaTheme="majorEastAsia" w:hAnsiTheme="majorHAnsi" w:cstheme="majorBidi"/>
+      <w:rFonts w:asciiTheme="majorHAnsi" w:eastAsiaTheme="majorEastAsia" w:hAnsiTheme="majorHAnsi" w:cstheme="majorBidi" w:ascii="Times New Roman" w:hAnsi="Times New Roman"/>
+      <w:b/>
       <w:color w:val="17365D" w:themeColor="text2" w:themeShade="BF"/>
       <w:spacing w:val="5"/>
       <w:kern w:val="28"/>
-      <w:sz w:val="52"/>
+      <w:sz w:val="30"/>
       <w:szCs w:val="52"/>
     </w:rPr>
   </w:style>
